--- a/Tyler/Angular/Tyler_Roberts.docx
+++ b/Tyler/Angular/Tyler_Roberts.docx
@@ -44,7 +44,7 @@
           <w:sz w:val="19"/>
           <w:szCs w:val="19"/>
         </w:rPr>
-        <w:t>tyler.roberts.1991@outlook.com | linkedin.com/in/tyler-roberts-a7b0953a0 | Florida, United States | +1 (305) 676-4408</w:t>
+        <w:t>tylerroberts.dev@oudook.com | linkedin.com/in/tyler-roberts-3b839b3a9/ | Florida, United States | +1 (725) 258-7943</w:t>
       </w:r>
     </w:p>
     <w:p>
@@ -54,6 +54,8 @@
         </w:pBdr>
         <w:spacing w:before="120" w:after="80"/>
       </w:pPr>
+      <w:bookmarkStart w:id="0" w:name="_GoBack"/>
+      <w:bookmarkEnd w:id="0"/>
       <w:r>
         <w:rPr>
           <w:b/>
@@ -77,59 +79,8 @@
           <w:sz w:val="21"/>
           <w:szCs w:val="21"/>
         </w:rPr>
-        <w:t xml:space="preserve">Senior Frontend Engineer with deep expertise in Angular and modern web UI development, focused on building scalable, high-performance, and maintainable frontend applications for enterprise </w:t>
-      </w:r>
-      <w:proofErr w:type="spellStart"/>
-      <w:r>
-        <w:rPr>
-          <w:rFonts w:ascii="Arial" w:eastAsia="Arial" w:hAnsi="Arial" w:cs="Arial"/>
-          <w:color w:val="111111"/>
-          <w:sz w:val="21"/>
-          <w:szCs w:val="21"/>
-        </w:rPr>
-        <w:t>SaaS</w:t>
-      </w:r>
-      <w:proofErr w:type="spellEnd"/>
-      <w:r>
-        <w:rPr>
-          <w:rFonts w:ascii="Arial" w:eastAsia="Arial" w:hAnsi="Arial" w:cs="Arial"/>
-          <w:color w:val="111111"/>
-          <w:sz w:val="21"/>
-          <w:szCs w:val="21"/>
-        </w:rPr>
-        <w:t xml:space="preserve"> platforms. </w:t>
-      </w:r>
-      <w:proofErr w:type="gramStart"/>
-      <w:r>
-        <w:rPr>
-          <w:rFonts w:ascii="Arial" w:eastAsia="Arial" w:hAnsi="Arial" w:cs="Arial"/>
-          <w:color w:val="111111"/>
-          <w:sz w:val="21"/>
-          <w:szCs w:val="21"/>
-        </w:rPr>
-        <w:t>Strong background translating complex business requirements into clean, testable Angular architectures with an emphasis on usability, accessibility, and long-term maintainability.</w:t>
-      </w:r>
-      <w:proofErr w:type="gramEnd"/>
-      <w:r>
-        <w:rPr>
-          <w:rFonts w:ascii="Arial" w:eastAsia="Arial" w:hAnsi="Arial" w:cs="Arial"/>
-          <w:color w:val="111111"/>
-          <w:sz w:val="21"/>
-          <w:szCs w:val="21"/>
-        </w:rPr>
-        <w:t xml:space="preserve"> </w:t>
-      </w:r>
-      <w:proofErr w:type="gramStart"/>
-      <w:r>
-        <w:rPr>
-          <w:rFonts w:ascii="Arial" w:eastAsia="Arial" w:hAnsi="Arial" w:cs="Arial"/>
-          <w:color w:val="111111"/>
-          <w:sz w:val="21"/>
-          <w:szCs w:val="21"/>
-        </w:rPr>
-        <w:t>Experienced collaborating closely with backend, product, and design teams to deliver production-grade user interfaces that support real-world workflows at scale.</w:t>
-      </w:r>
-      <w:proofErr w:type="gramEnd"/>
+        <w:t>Senior Frontend Engineer with deep expertise in Angular and modern web UI development, focused on building scalable, high-performance, and maintainable frontend applications for enterprise SaaS platforms. Strong background translating complex business requirements into clean, testable Angular architectures with an emphasis on usability, accessibility, and long-term maintainability. Experienced collaborating closely with backend, product, and design teams to deliver production-grade user interfaces that support real-world workflows at scale.</w:t>
+      </w:r>
     </w:p>
     <w:p>
       <w:pPr>
@@ -221,7 +172,6 @@
             </w:tcMar>
           </w:tcPr>
           <w:p>
-            <w:proofErr w:type="spellStart"/>
             <w:r>
               <w:rPr>
                 <w:rFonts w:ascii="Arial" w:eastAsia="Arial" w:hAnsi="Arial" w:cs="Arial"/>
@@ -233,7 +183,6 @@
               </w:rPr>
               <w:t>TypeScript</w:t>
             </w:r>
-            <w:proofErr w:type="spellEnd"/>
           </w:p>
         </w:tc>
         <w:tc>
@@ -375,7 +324,6 @@
             </w:tcMar>
           </w:tcPr>
           <w:p>
-            <w:proofErr w:type="spellStart"/>
             <w:r>
               <w:rPr>
                 <w:rFonts w:ascii="Arial" w:eastAsia="Arial" w:hAnsi="Arial" w:cs="Arial"/>
@@ -387,7 +335,6 @@
               </w:rPr>
               <w:t>RxJS</w:t>
             </w:r>
-            <w:proofErr w:type="spellEnd"/>
           </w:p>
         </w:tc>
         <w:tc>
@@ -407,7 +354,6 @@
             </w:tcMar>
           </w:tcPr>
           <w:p>
-            <w:proofErr w:type="spellStart"/>
             <w:r>
               <w:rPr>
                 <w:rFonts w:ascii="Arial" w:eastAsia="Arial" w:hAnsi="Arial" w:cs="Arial"/>
@@ -419,7 +365,6 @@
               </w:rPr>
               <w:t>NgRx</w:t>
             </w:r>
-            <w:proofErr w:type="spellEnd"/>
           </w:p>
         </w:tc>
       </w:tr>
@@ -837,7 +782,6 @@
             </w:tcMar>
           </w:tcPr>
           <w:p>
-            <w:proofErr w:type="spellStart"/>
             <w:r>
               <w:rPr>
                 <w:rFonts w:ascii="Arial" w:eastAsia="Arial" w:hAnsi="Arial" w:cs="Arial"/>
@@ -849,7 +793,6 @@
               </w:rPr>
               <w:t>Git</w:t>
             </w:r>
-            <w:proofErr w:type="spellEnd"/>
           </w:p>
         </w:tc>
         <w:tc>
@@ -899,7 +842,6 @@
             </w:tcMar>
           </w:tcPr>
           <w:p>
-            <w:proofErr w:type="spellStart"/>
             <w:r>
               <w:rPr>
                 <w:rFonts w:ascii="Arial" w:eastAsia="Arial" w:hAnsi="Arial" w:cs="Arial"/>
@@ -911,7 +853,6 @@
               </w:rPr>
               <w:t>Webpack</w:t>
             </w:r>
-            <w:proofErr w:type="spellEnd"/>
           </w:p>
         </w:tc>
       </w:tr>
@@ -972,21 +913,8 @@
                 <w:sz w:val="19"/>
                 <w:szCs w:val="19"/>
               </w:rPr>
-              <w:t xml:space="preserve">Browser </w:t>
+              <w:t>Browser DevTools</w:t>
             </w:r>
-            <w:proofErr w:type="spellStart"/>
-            <w:r>
-              <w:rPr>
-                <w:rFonts w:ascii="Arial" w:eastAsia="Arial" w:hAnsi="Arial" w:cs="Arial"/>
-                <w:b/>
-                <w:bCs/>
-                <w:color w:val="111111"/>
-                <w:sz w:val="19"/>
-                <w:szCs w:val="19"/>
-              </w:rPr>
-              <w:t>DevTools</w:t>
-            </w:r>
-            <w:proofErr w:type="spellEnd"/>
           </w:p>
         </w:tc>
         <w:tc>
@@ -1084,9 +1012,267 @@
           <w:sz w:val="21"/>
           <w:szCs w:val="21"/>
         </w:rPr>
-        <w:t xml:space="preserve">Web </w:t>
-      </w:r>
-      <w:proofErr w:type="spellStart"/>
+        <w:t>Web Venturez LLC</w:t>
+      </w:r>
+    </w:p>
+    <w:p>
+      <w:r>
+        <w:rPr>
+          <w:rFonts w:ascii="Arial" w:eastAsia="Arial" w:hAnsi="Arial" w:cs="Arial"/>
+          <w:color w:val="4B5563"/>
+          <w:sz w:val="19"/>
+          <w:szCs w:val="19"/>
+        </w:rPr>
+        <w:t>February 2020 - October 2025</w:t>
+      </w:r>
+    </w:p>
+    <w:p>
+      <w:pPr>
+        <w:spacing w:after="40"/>
+        <w:ind w:left="240"/>
+        <w:jc w:val="both"/>
+      </w:pPr>
+      <w:r>
+        <w:rPr>
+          <w:rFonts w:ascii="Arial" w:eastAsia="Arial" w:hAnsi="Arial" w:cs="Arial"/>
+          <w:color w:val="111111"/>
+        </w:rPr>
+        <w:t>- Led the design and development of large-scale Angular applications for enterprise SaaS products, building modular component architectures that significantly improved maintainability, testability, and long-term scalability across multiple customer-facing platforms.</w:t>
+      </w:r>
+    </w:p>
+    <w:p>
+      <w:pPr>
+        <w:spacing w:after="40"/>
+        <w:ind w:left="240"/>
+        <w:jc w:val="both"/>
+      </w:pPr>
+      <w:r>
+        <w:rPr>
+          <w:rFonts w:ascii="Arial" w:eastAsia="Arial" w:hAnsi="Arial" w:cs="Arial"/>
+          <w:color w:val="111111"/>
+        </w:rPr>
+        <w:t>- Implemented complex frontend workflows using Angular, TypeScript, RxJS, and state management patterns, ensuring predictable data flow, clear separation of concerns, and smooth user experiences under real-world usage conditions.</w:t>
+      </w:r>
+    </w:p>
+    <w:p>
+      <w:pPr>
+        <w:spacing w:after="40"/>
+        <w:ind w:left="240"/>
+        <w:jc w:val="both"/>
+      </w:pPr>
+      <w:r>
+        <w:rPr>
+          <w:rFonts w:ascii="Arial" w:eastAsia="Arial" w:hAnsi="Arial" w:cs="Arial"/>
+          <w:color w:val="111111"/>
+        </w:rPr>
+        <w:t>- Collaborated closely with UX designers and product managers to translate detailed design systems and business requirements into responsive, accessible Angular interfaces that met usability, accessibility, and branding standards.</w:t>
+      </w:r>
+    </w:p>
+    <w:p>
+      <w:pPr>
+        <w:spacing w:after="40"/>
+        <w:ind w:left="240"/>
+        <w:jc w:val="both"/>
+      </w:pPr>
+      <w:r>
+        <w:rPr>
+          <w:rFonts w:ascii="Arial" w:eastAsia="Arial" w:hAnsi="Arial" w:cs="Arial"/>
+          <w:color w:val="111111"/>
+        </w:rPr>
+        <w:t>- Integrated frontend applications with backend REST APIs, handling authentication, error states, and data transformations while ensuring performance, resilience, and consistent behavior across browsers and devices.</w:t>
+      </w:r>
+    </w:p>
+    <w:p>
+      <w:pPr>
+        <w:spacing w:after="40"/>
+        <w:ind w:left="240"/>
+        <w:jc w:val="both"/>
+      </w:pPr>
+      <w:r>
+        <w:rPr>
+          <w:rFonts w:ascii="Arial" w:eastAsia="Arial" w:hAnsi="Arial" w:cs="Arial"/>
+          <w:color w:val="111111"/>
+        </w:rPr>
+        <w:t>- Improved frontend performance by optimizing change detection strategies, lazy-loading feature modules, and reducing bundle sizes, resulting in faster load times and improved user engagement metrics.</w:t>
+      </w:r>
+    </w:p>
+    <w:p>
+      <w:pPr>
+        <w:spacing w:after="40"/>
+        <w:ind w:left="240"/>
+        <w:jc w:val="both"/>
+      </w:pPr>
+      <w:r>
+        <w:rPr>
+          <w:rFonts w:ascii="Arial" w:eastAsia="Arial" w:hAnsi="Arial" w:cs="Arial"/>
+          <w:color w:val="111111"/>
+        </w:rPr>
+        <w:t>- Established frontend best practices including reusable component libraries, shared UI patterns, and strict TypeScript configurations to maintain code quality across a growing Angular codebase.</w:t>
+      </w:r>
+    </w:p>
+    <w:p>
+      <w:pPr>
+        <w:spacing w:after="40"/>
+        <w:ind w:left="240"/>
+        <w:jc w:val="both"/>
+      </w:pPr>
+      <w:r>
+        <w:rPr>
+          <w:rFonts w:ascii="Arial" w:eastAsia="Arial" w:hAnsi="Arial" w:cs="Arial"/>
+          <w:color w:val="111111"/>
+        </w:rPr>
+        <w:t>- Introduced comprehensive unit and component testing using Jasmine and Karma, increasing test coverage and reducing regression issues during frequent feature releases.</w:t>
+      </w:r>
+    </w:p>
+    <w:p>
+      <w:pPr>
+        <w:spacing w:after="40"/>
+        <w:ind w:left="240"/>
+        <w:jc w:val="both"/>
+      </w:pPr>
+      <w:r>
+        <w:rPr>
+          <w:rFonts w:ascii="Arial" w:eastAsia="Arial" w:hAnsi="Arial" w:cs="Arial"/>
+          <w:color w:val="111111"/>
+        </w:rPr>
+        <w:t>- Worked closely with DevOps teams to support CI/CD pipelines for frontend builds and deployments, ensuring reliable releases and faster feedback cycles for Angular applications.</w:t>
+      </w:r>
+    </w:p>
+    <w:p>
+      <w:pPr>
+        <w:spacing w:after="40"/>
+        <w:ind w:left="240"/>
+        <w:jc w:val="both"/>
+      </w:pPr>
+      <w:r>
+        <w:rPr>
+          <w:rFonts w:ascii="Arial" w:eastAsia="Arial" w:hAnsi="Arial" w:cs="Arial"/>
+          <w:color w:val="111111"/>
+        </w:rPr>
+        <w:t>- Mentored junior engineers on Angular fundamentals, reactive programming concepts, and UI architecture decisions, helping raise overall frontend engineering standards within the team.</w:t>
+      </w:r>
+    </w:p>
+    <w:p>
+      <w:pPr>
+        <w:spacing w:after="40"/>
+        <w:ind w:left="240"/>
+        <w:jc w:val="both"/>
+      </w:pPr>
+      <w:r>
+        <w:rPr>
+          <w:rFonts w:ascii="Arial" w:eastAsia="Arial" w:hAnsi="Arial" w:cs="Arial"/>
+          <w:color w:val="111111"/>
+        </w:rPr>
+        <w:t>- Played a key role in frontend technical planning, breaking down complex features into deliverable milestones while balancing short-term delivery needs with long-term architectural health.</w:t>
+      </w:r>
+    </w:p>
+    <w:p>
+      <w:pPr>
+        <w:spacing w:after="40"/>
+        <w:ind w:left="240"/>
+        <w:jc w:val="both"/>
+      </w:pPr>
+      <w:r>
+        <w:rPr>
+          <w:rFonts w:ascii="Arial" w:eastAsia="Arial" w:hAnsi="Arial" w:cs="Arial"/>
+          <w:color w:val="111111"/>
+        </w:rPr>
+        <w:t>- Continuously refactored legacy Angular components to modern standards, reducing technical debt and improving readability, maintainability, and onboarding efficiency for new engineers.</w:t>
+      </w:r>
+    </w:p>
+    <w:p>
+      <w:pPr>
+        <w:spacing w:after="40"/>
+        <w:ind w:left="240"/>
+        <w:jc w:val="both"/>
+      </w:pPr>
+      <w:r>
+        <w:rPr>
+          <w:rFonts w:ascii="Arial" w:eastAsia="Arial" w:hAnsi="Arial" w:cs="Arial"/>
+          <w:color w:val="111111"/>
+        </w:rPr>
+        <w:t>- Acted as a frontend technical owner for multiple Angular modules, providing ongoing support, enhancements, and performance tuning based on production feedback and user behavior.</w:t>
+      </w:r>
+    </w:p>
+    <w:p>
+      <w:pPr>
+        <w:spacing w:after="40"/>
+        <w:ind w:left="240"/>
+        <w:jc w:val="both"/>
+      </w:pPr>
+      <w:r>
+        <w:rPr>
+          <w:rFonts w:ascii="Arial" w:eastAsia="Arial" w:hAnsi="Arial" w:cs="Arial"/>
+          <w:color w:val="111111"/>
+        </w:rPr>
+        <w:t>- Ensured cross-browser compatibility and responsive behavior across desktop and mobile devices by applying modern CSS techniques, layout strategies, and thorough manual testing.</w:t>
+      </w:r>
+    </w:p>
+    <w:p>
+      <w:pPr>
+        <w:spacing w:after="40"/>
+        <w:ind w:left="240"/>
+        <w:jc w:val="both"/>
+      </w:pPr>
+      <w:r>
+        <w:rPr>
+          <w:rFonts w:ascii="Arial" w:eastAsia="Arial" w:hAnsi="Arial" w:cs="Arial"/>
+          <w:color w:val="111111"/>
+        </w:rPr>
+        <w:t>- Collaborated in agile development cycles, contributing to sprint planning, code reviews, and retrospectives with a strong focus on frontend quality and user experience outcomes.</w:t>
+      </w:r>
+    </w:p>
+    <w:p>
+      <w:pPr>
+        <w:spacing w:after="40"/>
+        <w:ind w:left="240"/>
+        <w:jc w:val="both"/>
+      </w:pPr>
+      <w:r>
+        <w:rPr>
+          <w:rFonts w:ascii="Arial" w:eastAsia="Arial" w:hAnsi="Arial" w:cs="Arial"/>
+          <w:color w:val="111111"/>
+        </w:rPr>
+        <w:lastRenderedPageBreak/>
+        <w:t>- Delivered production-ready Angular features that supported high-traffic enterprise workflows, demonstrating strong ownership, reliability, and attention to detail in frontend engineering.</w:t>
+      </w:r>
+    </w:p>
+    <w:p>
+      <w:pPr>
+        <w:pBdr>
+          <w:bottom w:val="dashed" w:sz="4" w:space="0" w:color="CFD2CD"/>
+        </w:pBdr>
+        <w:spacing w:after="120"/>
+      </w:pPr>
+      <w:r>
+        <w:t xml:space="preserve"> </w:t>
+      </w:r>
+    </w:p>
+    <w:p>
+      <w:r>
+        <w:rPr>
+          <w:rFonts w:ascii="Arial" w:eastAsia="Arial" w:hAnsi="Arial" w:cs="Arial"/>
+          <w:b/>
+          <w:bCs/>
+          <w:color w:val="111111"/>
+          <w:sz w:val="23"/>
+          <w:szCs w:val="23"/>
+        </w:rPr>
+        <w:t>Ful</w:t>
+      </w:r>
+      <w:r>
+        <w:rPr>
+          <w:rFonts w:ascii="Arial" w:eastAsia="Arial" w:hAnsi="Arial" w:cs="Arial"/>
+          <w:b/>
+          <w:bCs/>
+          <w:color w:val="111111"/>
+          <w:sz w:val="23"/>
+          <w:szCs w:val="23"/>
+        </w:rPr>
+        <w:t>l Stack Engineer</w:t>
+      </w:r>
+    </w:p>
+    <w:p>
       <w:r>
         <w:rPr>
           <w:rFonts w:ascii="Arial" w:eastAsia="Arial" w:hAnsi="Arial" w:cs="Arial"/>
@@ -1096,9 +1282,199 @@
           <w:sz w:val="21"/>
           <w:szCs w:val="21"/>
         </w:rPr>
-        <w:t>Venturez</w:t>
-      </w:r>
-      <w:proofErr w:type="spellEnd"/>
+        <w:t>Webiz Digital</w:t>
+      </w:r>
+    </w:p>
+    <w:p>
+      <w:r>
+        <w:rPr>
+          <w:rFonts w:ascii="Arial" w:eastAsia="Arial" w:hAnsi="Arial" w:cs="Arial"/>
+          <w:color w:val="4B5563"/>
+          <w:sz w:val="19"/>
+          <w:szCs w:val="19"/>
+        </w:rPr>
+        <w:t>July 2017 - January 2020</w:t>
+      </w:r>
+    </w:p>
+    <w:p>
+      <w:pPr>
+        <w:spacing w:after="40"/>
+        <w:ind w:left="240"/>
+        <w:jc w:val="both"/>
+      </w:pPr>
+      <w:r>
+        <w:rPr>
+          <w:rFonts w:ascii="Arial" w:eastAsia="Arial" w:hAnsi="Arial" w:cs="Arial"/>
+          <w:color w:val="111111"/>
+        </w:rPr>
+        <w:t>- Developed and maintained Angular-based frontend applications for cloud-hosted platforms, focusing on clean component design, reusable UI patterns, and consistent user experiences across multiple client projects.</w:t>
+      </w:r>
+    </w:p>
+    <w:p>
+      <w:pPr>
+        <w:spacing w:after="40"/>
+        <w:ind w:left="240"/>
+        <w:jc w:val="both"/>
+      </w:pPr>
+      <w:r>
+        <w:rPr>
+          <w:rFonts w:ascii="Arial" w:eastAsia="Arial" w:hAnsi="Arial" w:cs="Arial"/>
+          <w:color w:val="111111"/>
+        </w:rPr>
+        <w:t>- Built responsive and interactive user interfaces using Angular, TypeScript, HTML, CSS, and Bootstrap, ensuring compatibility across modern browsers and adherence to responsive design principles.</w:t>
+      </w:r>
+    </w:p>
+    <w:p>
+      <w:pPr>
+        <w:spacing w:after="40"/>
+        <w:ind w:left="240"/>
+        <w:jc w:val="both"/>
+      </w:pPr>
+      <w:r>
+        <w:rPr>
+          <w:rFonts w:ascii="Arial" w:eastAsia="Arial" w:hAnsi="Arial" w:cs="Arial"/>
+          <w:color w:val="111111"/>
+        </w:rPr>
+        <w:t>- Integrated frontend features with RESTful services, handling asynchronous data flows, loading states, and error handling to support complex business workflows.</w:t>
+      </w:r>
+    </w:p>
+    <w:p>
+      <w:pPr>
+        <w:spacing w:after="40"/>
+        <w:ind w:left="240"/>
+        <w:jc w:val="both"/>
+      </w:pPr>
+      <w:r>
+        <w:rPr>
+          <w:rFonts w:ascii="Arial" w:eastAsia="Arial" w:hAnsi="Arial" w:cs="Arial"/>
+          <w:color w:val="111111"/>
+        </w:rPr>
+        <w:t>- Collaborated closely with designers to implement pixel-accurate UI components and layouts while maintaining performance and usability standards.</w:t>
+      </w:r>
+    </w:p>
+    <w:p>
+      <w:pPr>
+        <w:spacing w:after="40"/>
+        <w:ind w:left="240"/>
+        <w:jc w:val="both"/>
+      </w:pPr>
+      <w:r>
+        <w:rPr>
+          <w:rFonts w:ascii="Arial" w:eastAsia="Arial" w:hAnsi="Arial" w:cs="Arial"/>
+          <w:color w:val="111111"/>
+        </w:rPr>
+        <w:t>- Contributed to improving frontend code quality through refactoring, code reviews, and the introduction of shared Angular components and utilities.</w:t>
+      </w:r>
+    </w:p>
+    <w:p>
+      <w:pPr>
+        <w:spacing w:after="40"/>
+        <w:ind w:left="240"/>
+        <w:jc w:val="both"/>
+      </w:pPr>
+      <w:r>
+        <w:rPr>
+          <w:rFonts w:ascii="Arial" w:eastAsia="Arial" w:hAnsi="Arial" w:cs="Arial"/>
+          <w:color w:val="111111"/>
+        </w:rPr>
+        <w:t>- Supported frontend testing efforts by writing unit tests for critical components, improving stability and reducing regressions during iterative development cycles.</w:t>
+      </w:r>
+    </w:p>
+    <w:p>
+      <w:pPr>
+        <w:spacing w:after="40"/>
+        <w:ind w:left="240"/>
+        <w:jc w:val="both"/>
+      </w:pPr>
+      <w:r>
+        <w:rPr>
+          <w:rFonts w:ascii="Arial" w:eastAsia="Arial" w:hAnsi="Arial" w:cs="Arial"/>
+          <w:color w:val="111111"/>
+        </w:rPr>
+        <w:t>- Worked within cross-functional teams to deliver Angular features on schedule, balancing rapid delivery with maintainable frontend architecture.</w:t>
+      </w:r>
+    </w:p>
+    <w:p>
+      <w:pPr>
+        <w:spacing w:after="40"/>
+        <w:ind w:left="240"/>
+        <w:jc w:val="both"/>
+      </w:pPr>
+      <w:r>
+        <w:rPr>
+          <w:rFonts w:ascii="Arial" w:eastAsia="Arial" w:hAnsi="Arial" w:cs="Arial"/>
+          <w:color w:val="111111"/>
+        </w:rPr>
+        <w:t>- Assisted in debugging and performance tuning of Angular applications, resolving UI bugs and improving runtime behavior in production environments.</w:t>
+      </w:r>
+    </w:p>
+    <w:p>
+      <w:pPr>
+        <w:spacing w:after="40"/>
+        <w:ind w:left="240"/>
+        <w:jc w:val="both"/>
+      </w:pPr>
+      <w:r>
+        <w:rPr>
+          <w:rFonts w:ascii="Arial" w:eastAsia="Arial" w:hAnsi="Arial" w:cs="Arial"/>
+          <w:color w:val="111111"/>
+        </w:rPr>
+        <w:t>- Participated in deployment and release processes, ensuring frontend builds were reliable and aligned with backend API changes.</w:t>
+      </w:r>
+    </w:p>
+    <w:p>
+      <w:pPr>
+        <w:spacing w:after="40"/>
+        <w:ind w:left="240"/>
+        <w:jc w:val="both"/>
+      </w:pPr>
+      <w:r>
+        <w:rPr>
+          <w:rFonts w:ascii="Arial" w:eastAsia="Arial" w:hAnsi="Arial" w:cs="Arial"/>
+          <w:color w:val="111111"/>
+        </w:rPr>
+        <w:t>- Helped evolve frontend development practices by adopting newer Angular patterns and improving documentation for shared UI components.</w:t>
+      </w:r>
+    </w:p>
+    <w:p>
+      <w:pPr>
+        <w:spacing w:after="40"/>
+        <w:ind w:left="240"/>
+        <w:jc w:val="both"/>
+      </w:pPr>
+      <w:r>
+        <w:rPr>
+          <w:rFonts w:ascii="Arial" w:eastAsia="Arial" w:hAnsi="Arial" w:cs="Arial"/>
+          <w:color w:val="111111"/>
+        </w:rPr>
+        <w:t>- Maintained clear communication with stakeholders to clarify requirements, provide technical feedback, and ensure frontend solutions met business expectations.</w:t>
+      </w:r>
+    </w:p>
+    <w:p>
+      <w:pPr>
+        <w:pBdr>
+          <w:bottom w:val="dashed" w:sz="4" w:space="0" w:color="CFD2CD"/>
+        </w:pBdr>
+        <w:spacing w:after="120"/>
+      </w:pPr>
+      <w:r>
+        <w:t xml:space="preserve"> </w:t>
+      </w:r>
+    </w:p>
+    <w:p>
+      <w:r>
+        <w:rPr>
+          <w:rFonts w:ascii="Arial" w:eastAsia="Arial" w:hAnsi="Arial" w:cs="Arial"/>
+          <w:b/>
+          <w:bCs/>
+          <w:color w:val="111111"/>
+          <w:sz w:val="23"/>
+          <w:szCs w:val="23"/>
+        </w:rPr>
+        <w:t>Software Developer</w:t>
+      </w:r>
+    </w:p>
+    <w:p>
       <w:r>
         <w:rPr>
           <w:rFonts w:ascii="Arial" w:eastAsia="Arial" w:hAnsi="Arial" w:cs="Arial"/>
@@ -1108,609 +1484,8 @@
           <w:sz w:val="21"/>
           <w:szCs w:val="21"/>
         </w:rPr>
-        <w:t xml:space="preserve"> LLC</w:t>
-      </w:r>
-    </w:p>
-    <w:p>
-      <w:r>
-        <w:rPr>
-          <w:rFonts w:ascii="Arial" w:eastAsia="Arial" w:hAnsi="Arial" w:cs="Arial"/>
-          <w:color w:val="4B5563"/>
-          <w:sz w:val="19"/>
-          <w:szCs w:val="19"/>
-        </w:rPr>
-        <w:t>February 2020 - October 2025</w:t>
-      </w:r>
-    </w:p>
-    <w:p>
-      <w:pPr>
-        <w:spacing w:after="40"/>
-        <w:ind w:left="240"/>
-        <w:jc w:val="both"/>
-      </w:pPr>
-      <w:r>
-        <w:rPr>
-          <w:rFonts w:ascii="Arial" w:eastAsia="Arial" w:hAnsi="Arial" w:cs="Arial"/>
-          <w:color w:val="111111"/>
-        </w:rPr>
-        <w:t xml:space="preserve">- Led the design and development of large-scale Angular applications for enterprise </w:t>
-      </w:r>
-      <w:proofErr w:type="spellStart"/>
-      <w:r>
-        <w:rPr>
-          <w:rFonts w:ascii="Arial" w:eastAsia="Arial" w:hAnsi="Arial" w:cs="Arial"/>
-          <w:color w:val="111111"/>
-        </w:rPr>
-        <w:t>SaaS</w:t>
-      </w:r>
-      <w:proofErr w:type="spellEnd"/>
-      <w:r>
-        <w:rPr>
-          <w:rFonts w:ascii="Arial" w:eastAsia="Arial" w:hAnsi="Arial" w:cs="Arial"/>
-          <w:color w:val="111111"/>
-        </w:rPr>
-        <w:t xml:space="preserve"> products, building modular component architectures that significantly improved maintainability, testability, and long-term scalability across multiple customer-facing platforms.</w:t>
-      </w:r>
-    </w:p>
-    <w:p>
-      <w:pPr>
-        <w:spacing w:after="40"/>
-        <w:ind w:left="240"/>
-        <w:jc w:val="both"/>
-      </w:pPr>
-      <w:r>
-        <w:rPr>
-          <w:rFonts w:ascii="Arial" w:eastAsia="Arial" w:hAnsi="Arial" w:cs="Arial"/>
-          <w:color w:val="111111"/>
-        </w:rPr>
-        <w:t xml:space="preserve">- Implemented complex frontend workflows using Angular, </w:t>
-      </w:r>
-      <w:proofErr w:type="spellStart"/>
-      <w:r>
-        <w:rPr>
-          <w:rFonts w:ascii="Arial" w:eastAsia="Arial" w:hAnsi="Arial" w:cs="Arial"/>
-          <w:color w:val="111111"/>
-        </w:rPr>
-        <w:t>TypeScript</w:t>
-      </w:r>
-      <w:proofErr w:type="spellEnd"/>
-      <w:r>
-        <w:rPr>
-          <w:rFonts w:ascii="Arial" w:eastAsia="Arial" w:hAnsi="Arial" w:cs="Arial"/>
-          <w:color w:val="111111"/>
-        </w:rPr>
-        <w:t xml:space="preserve">, </w:t>
-      </w:r>
-      <w:proofErr w:type="spellStart"/>
-      <w:r>
-        <w:rPr>
-          <w:rFonts w:ascii="Arial" w:eastAsia="Arial" w:hAnsi="Arial" w:cs="Arial"/>
-          <w:color w:val="111111"/>
-        </w:rPr>
-        <w:t>RxJS</w:t>
-      </w:r>
-      <w:proofErr w:type="spellEnd"/>
-      <w:r>
-        <w:rPr>
-          <w:rFonts w:ascii="Arial" w:eastAsia="Arial" w:hAnsi="Arial" w:cs="Arial"/>
-          <w:color w:val="111111"/>
-        </w:rPr>
-        <w:t>, and state management patterns, ensuring predictable data flow, clear separation of concerns, and smooth user experiences under real-world usage conditions.</w:t>
-      </w:r>
-    </w:p>
-    <w:p>
-      <w:pPr>
-        <w:spacing w:after="40"/>
-        <w:ind w:left="240"/>
-        <w:jc w:val="both"/>
-      </w:pPr>
-      <w:r>
-        <w:rPr>
-          <w:rFonts w:ascii="Arial" w:eastAsia="Arial" w:hAnsi="Arial" w:cs="Arial"/>
-          <w:color w:val="111111"/>
-        </w:rPr>
-        <w:t>- Collaborated closely with UX designers and product managers to translate detailed design systems and business requirements into responsive, accessible Angular interfaces that met usability, accessibility, and branding standards.</w:t>
-      </w:r>
-    </w:p>
-    <w:p>
-      <w:pPr>
-        <w:spacing w:after="40"/>
-        <w:ind w:left="240"/>
-        <w:jc w:val="both"/>
-      </w:pPr>
-      <w:r>
-        <w:rPr>
-          <w:rFonts w:ascii="Arial" w:eastAsia="Arial" w:hAnsi="Arial" w:cs="Arial"/>
-          <w:color w:val="111111"/>
-        </w:rPr>
-        <w:t>- Integrated frontend applications with backend REST APIs, handling authentication, error states, and data transformations while ensuring performance, resilience, and consistent behavior across browsers and devices.</w:t>
-      </w:r>
-    </w:p>
-    <w:p>
-      <w:pPr>
-        <w:spacing w:after="40"/>
-        <w:ind w:left="240"/>
-        <w:jc w:val="both"/>
-      </w:pPr>
-      <w:r>
-        <w:rPr>
-          <w:rFonts w:ascii="Arial" w:eastAsia="Arial" w:hAnsi="Arial" w:cs="Arial"/>
-          <w:color w:val="111111"/>
-        </w:rPr>
-        <w:t>- Improved frontend performance by optimizing change detection strategies, lazy-loading feature modules, and reducing bundle sizes, resulting in faster load times and improved user engagement metrics.</w:t>
-      </w:r>
-    </w:p>
-    <w:p>
-      <w:pPr>
-        <w:spacing w:after="40"/>
-        <w:ind w:left="240"/>
-        <w:jc w:val="both"/>
-      </w:pPr>
-      <w:r>
-        <w:rPr>
-          <w:rFonts w:ascii="Arial" w:eastAsia="Arial" w:hAnsi="Arial" w:cs="Arial"/>
-          <w:color w:val="111111"/>
-        </w:rPr>
-        <w:t xml:space="preserve">- Established frontend best practices including reusable component libraries, shared UI patterns, and strict </w:t>
-      </w:r>
-      <w:proofErr w:type="spellStart"/>
-      <w:r>
-        <w:rPr>
-          <w:rFonts w:ascii="Arial" w:eastAsia="Arial" w:hAnsi="Arial" w:cs="Arial"/>
-          <w:color w:val="111111"/>
-        </w:rPr>
-        <w:t>TypeScript</w:t>
-      </w:r>
-      <w:proofErr w:type="spellEnd"/>
-      <w:r>
-        <w:rPr>
-          <w:rFonts w:ascii="Arial" w:eastAsia="Arial" w:hAnsi="Arial" w:cs="Arial"/>
-          <w:color w:val="111111"/>
-        </w:rPr>
-        <w:t xml:space="preserve"> configurations to maintain code quality across a growing Angular codebase.</w:t>
-      </w:r>
-    </w:p>
-    <w:p>
-      <w:pPr>
-        <w:spacing w:after="40"/>
-        <w:ind w:left="240"/>
-        <w:jc w:val="both"/>
-      </w:pPr>
-      <w:r>
-        <w:rPr>
-          <w:rFonts w:ascii="Arial" w:eastAsia="Arial" w:hAnsi="Arial" w:cs="Arial"/>
-          <w:color w:val="111111"/>
-        </w:rPr>
-        <w:t>- Introduced comprehensive unit and component testing using Jasmine and Karma, increasing test coverage and reducing regression issues during frequent feature releases.</w:t>
-      </w:r>
-    </w:p>
-    <w:p>
-      <w:pPr>
-        <w:spacing w:after="40"/>
-        <w:ind w:left="240"/>
-        <w:jc w:val="both"/>
-      </w:pPr>
-      <w:r>
-        <w:rPr>
-          <w:rFonts w:ascii="Arial" w:eastAsia="Arial" w:hAnsi="Arial" w:cs="Arial"/>
-          <w:color w:val="111111"/>
-        </w:rPr>
-        <w:t xml:space="preserve">- Worked closely with </w:t>
-      </w:r>
-      <w:proofErr w:type="spellStart"/>
-      <w:r>
-        <w:rPr>
-          <w:rFonts w:ascii="Arial" w:eastAsia="Arial" w:hAnsi="Arial" w:cs="Arial"/>
-          <w:color w:val="111111"/>
-        </w:rPr>
-        <w:t>DevOps</w:t>
-      </w:r>
-      <w:proofErr w:type="spellEnd"/>
-      <w:r>
-        <w:rPr>
-          <w:rFonts w:ascii="Arial" w:eastAsia="Arial" w:hAnsi="Arial" w:cs="Arial"/>
-          <w:color w:val="111111"/>
-        </w:rPr>
-        <w:t xml:space="preserve"> teams to support CI/CD pipelines for frontend builds and deployments, ensuring reliable releases and faster feedback cycles for Angular applications.</w:t>
-      </w:r>
-    </w:p>
-    <w:p>
-      <w:pPr>
-        <w:spacing w:after="40"/>
-        <w:ind w:left="240"/>
-        <w:jc w:val="both"/>
-      </w:pPr>
-      <w:r>
-        <w:rPr>
-          <w:rFonts w:ascii="Arial" w:eastAsia="Arial" w:hAnsi="Arial" w:cs="Arial"/>
-          <w:color w:val="111111"/>
-        </w:rPr>
-        <w:t>- Mentored junior engineers on Angular fundamentals, reactive programming concepts, and UI architecture decisions, helping raise overall frontend engineering standards within the team.</w:t>
-      </w:r>
-    </w:p>
-    <w:p>
-      <w:pPr>
-        <w:spacing w:after="40"/>
-        <w:ind w:left="240"/>
-        <w:jc w:val="both"/>
-      </w:pPr>
-      <w:r>
-        <w:rPr>
-          <w:rFonts w:ascii="Arial" w:eastAsia="Arial" w:hAnsi="Arial" w:cs="Arial"/>
-          <w:color w:val="111111"/>
-        </w:rPr>
-        <w:t>- Played a key role in frontend technical planning, breaking down complex features into deliverable milestones while balancing short-term delivery needs with long-term architectural health.</w:t>
-      </w:r>
-    </w:p>
-    <w:p>
-      <w:pPr>
-        <w:spacing w:after="40"/>
-        <w:ind w:left="240"/>
-        <w:jc w:val="both"/>
-      </w:pPr>
-      <w:r>
-        <w:rPr>
-          <w:rFonts w:ascii="Arial" w:eastAsia="Arial" w:hAnsi="Arial" w:cs="Arial"/>
-          <w:color w:val="111111"/>
-        </w:rPr>
-        <w:t>- Continuously refactored legacy Angular components to modern standards, reducing technical debt and improving readability, maintainability, and onboarding efficiency for new engineers.</w:t>
-      </w:r>
-    </w:p>
-    <w:p>
-      <w:pPr>
-        <w:spacing w:after="40"/>
-        <w:ind w:left="240"/>
-        <w:jc w:val="both"/>
-      </w:pPr>
-      <w:r>
-        <w:rPr>
-          <w:rFonts w:ascii="Arial" w:eastAsia="Arial" w:hAnsi="Arial" w:cs="Arial"/>
-          <w:color w:val="111111"/>
-        </w:rPr>
-        <w:t>- Acted as a frontend technical owner for multiple Angular modules, providing ongoing support, enhancements, and performance tuning based on production feedback and user behavior.</w:t>
-      </w:r>
-    </w:p>
-    <w:p>
-      <w:pPr>
-        <w:spacing w:after="40"/>
-        <w:ind w:left="240"/>
-        <w:jc w:val="both"/>
-      </w:pPr>
-      <w:r>
-        <w:rPr>
-          <w:rFonts w:ascii="Arial" w:eastAsia="Arial" w:hAnsi="Arial" w:cs="Arial"/>
-          <w:color w:val="111111"/>
-        </w:rPr>
-        <w:t>- Ensured cross-browser compatibility and responsive behavior across desktop and mobile devices by applying modern CSS techniques, layout strategies, and thorough manual testing.</w:t>
-      </w:r>
-    </w:p>
-    <w:p>
-      <w:pPr>
-        <w:spacing w:after="40"/>
-        <w:ind w:left="240"/>
-        <w:jc w:val="both"/>
-      </w:pPr>
-      <w:r>
-        <w:rPr>
-          <w:rFonts w:ascii="Arial" w:eastAsia="Arial" w:hAnsi="Arial" w:cs="Arial"/>
-          <w:color w:val="111111"/>
-        </w:rPr>
-        <w:t>- Collaborated in agile development cycles, contributing to sprint planning, code reviews, and retrospectives with a strong focus on frontend quality and user experience outcomes.</w:t>
-      </w:r>
-    </w:p>
-    <w:p>
-      <w:pPr>
-        <w:spacing w:after="40"/>
-        <w:ind w:left="240"/>
-        <w:jc w:val="both"/>
-      </w:pPr>
-      <w:r>
-        <w:rPr>
-          <w:rFonts w:ascii="Arial" w:eastAsia="Arial" w:hAnsi="Arial" w:cs="Arial"/>
-          <w:color w:val="111111"/>
-        </w:rPr>
-        <w:lastRenderedPageBreak/>
-        <w:t>- Delivered production-ready Angular features that supported high-traffic enterprise workflows, demonstrating strong ownership, reliability, and attention to detail in frontend engineering.</w:t>
-      </w:r>
-    </w:p>
-    <w:p>
-      <w:pPr>
-        <w:pBdr>
-          <w:bottom w:val="dashed" w:sz="4" w:space="0" w:color="CFD2CD"/>
-        </w:pBdr>
-        <w:spacing w:after="120"/>
-      </w:pPr>
-      <w:r>
-        <w:t xml:space="preserve"> </w:t>
-      </w:r>
-    </w:p>
-    <w:p>
-      <w:r>
-        <w:rPr>
-          <w:rFonts w:ascii="Arial" w:eastAsia="Arial" w:hAnsi="Arial" w:cs="Arial"/>
-          <w:b/>
-          <w:bCs/>
-          <w:color w:val="111111"/>
-          <w:sz w:val="23"/>
-          <w:szCs w:val="23"/>
-        </w:rPr>
-        <w:t>Ful</w:t>
-      </w:r>
-      <w:r>
-        <w:rPr>
-          <w:rFonts w:ascii="Arial" w:eastAsia="Arial" w:hAnsi="Arial" w:cs="Arial"/>
-          <w:b/>
-          <w:bCs/>
-          <w:color w:val="111111"/>
-          <w:sz w:val="23"/>
-          <w:szCs w:val="23"/>
-        </w:rPr>
-        <w:t>l Stack Engineer</w:t>
-      </w:r>
-    </w:p>
-    <w:p>
-      <w:proofErr w:type="spellStart"/>
-      <w:r>
-        <w:rPr>
-          <w:rFonts w:ascii="Arial" w:eastAsia="Arial" w:hAnsi="Arial" w:cs="Arial"/>
-          <w:b/>
-          <w:bCs/>
-          <w:color w:val="6F8F6B"/>
-          <w:sz w:val="21"/>
-          <w:szCs w:val="21"/>
-        </w:rPr>
-        <w:t>Webiz</w:t>
-      </w:r>
-      <w:proofErr w:type="spellEnd"/>
-      <w:r>
-        <w:rPr>
-          <w:rFonts w:ascii="Arial" w:eastAsia="Arial" w:hAnsi="Arial" w:cs="Arial"/>
-          <w:b/>
-          <w:bCs/>
-          <w:color w:val="6F8F6B"/>
-          <w:sz w:val="21"/>
-          <w:szCs w:val="21"/>
-        </w:rPr>
-        <w:t xml:space="preserve"> Digital</w:t>
-      </w:r>
-    </w:p>
-    <w:p>
-      <w:r>
-        <w:rPr>
-          <w:rFonts w:ascii="Arial" w:eastAsia="Arial" w:hAnsi="Arial" w:cs="Arial"/>
-          <w:color w:val="4B5563"/>
-          <w:sz w:val="19"/>
-          <w:szCs w:val="19"/>
-        </w:rPr>
-        <w:t>July 2017 - January 2020</w:t>
-      </w:r>
-    </w:p>
-    <w:p>
-      <w:pPr>
-        <w:spacing w:after="40"/>
-        <w:ind w:left="240"/>
-        <w:jc w:val="both"/>
-      </w:pPr>
-      <w:r>
-        <w:rPr>
-          <w:rFonts w:ascii="Arial" w:eastAsia="Arial" w:hAnsi="Arial" w:cs="Arial"/>
-          <w:color w:val="111111"/>
-        </w:rPr>
-        <w:t>- Developed and maintained Angular-based frontend applications for cloud-hosted platforms, focusing on clean component design, reusable UI patterns, and consistent user experiences across multiple client projects.</w:t>
-      </w:r>
-    </w:p>
-    <w:p>
-      <w:pPr>
-        <w:spacing w:after="40"/>
-        <w:ind w:left="240"/>
-        <w:jc w:val="both"/>
-      </w:pPr>
-      <w:r>
-        <w:rPr>
-          <w:rFonts w:ascii="Arial" w:eastAsia="Arial" w:hAnsi="Arial" w:cs="Arial"/>
-          <w:color w:val="111111"/>
-        </w:rPr>
-        <w:t xml:space="preserve">- Built responsive and interactive user interfaces using Angular, </w:t>
-      </w:r>
-      <w:proofErr w:type="spellStart"/>
-      <w:r>
-        <w:rPr>
-          <w:rFonts w:ascii="Arial" w:eastAsia="Arial" w:hAnsi="Arial" w:cs="Arial"/>
-          <w:color w:val="111111"/>
-        </w:rPr>
-        <w:t>TypeScript</w:t>
-      </w:r>
-      <w:proofErr w:type="spellEnd"/>
-      <w:r>
-        <w:rPr>
-          <w:rFonts w:ascii="Arial" w:eastAsia="Arial" w:hAnsi="Arial" w:cs="Arial"/>
-          <w:color w:val="111111"/>
-        </w:rPr>
-        <w:t>, HTML, CSS, and Bootstrap, ensuring compatibility across modern browsers and adherence to responsive design principles.</w:t>
-      </w:r>
-    </w:p>
-    <w:p>
-      <w:pPr>
-        <w:spacing w:after="40"/>
-        <w:ind w:left="240"/>
-        <w:jc w:val="both"/>
-      </w:pPr>
-      <w:r>
-        <w:rPr>
-          <w:rFonts w:ascii="Arial" w:eastAsia="Arial" w:hAnsi="Arial" w:cs="Arial"/>
-          <w:color w:val="111111"/>
-        </w:rPr>
-        <w:t xml:space="preserve">- Integrated frontend features with </w:t>
-      </w:r>
-      <w:proofErr w:type="spellStart"/>
-      <w:r>
-        <w:rPr>
-          <w:rFonts w:ascii="Arial" w:eastAsia="Arial" w:hAnsi="Arial" w:cs="Arial"/>
-          <w:color w:val="111111"/>
-        </w:rPr>
-        <w:t>RESTful</w:t>
-      </w:r>
-      <w:proofErr w:type="spellEnd"/>
-      <w:r>
-        <w:rPr>
-          <w:rFonts w:ascii="Arial" w:eastAsia="Arial" w:hAnsi="Arial" w:cs="Arial"/>
-          <w:color w:val="111111"/>
-        </w:rPr>
-        <w:t xml:space="preserve"> services, handling asynchronous data flows, loading states, and error handling to support complex business workflows.</w:t>
-      </w:r>
-    </w:p>
-    <w:p>
-      <w:pPr>
-        <w:spacing w:after="40"/>
-        <w:ind w:left="240"/>
-        <w:jc w:val="both"/>
-      </w:pPr>
-      <w:r>
-        <w:rPr>
-          <w:rFonts w:ascii="Arial" w:eastAsia="Arial" w:hAnsi="Arial" w:cs="Arial"/>
-          <w:color w:val="111111"/>
-        </w:rPr>
-        <w:t>- Collaborated closely with designers to implement pixel-accurate UI components and layouts while maintaining performance and usability standards.</w:t>
-      </w:r>
-    </w:p>
-    <w:p>
-      <w:pPr>
-        <w:spacing w:after="40"/>
-        <w:ind w:left="240"/>
-        <w:jc w:val="both"/>
-      </w:pPr>
-      <w:r>
-        <w:rPr>
-          <w:rFonts w:ascii="Arial" w:eastAsia="Arial" w:hAnsi="Arial" w:cs="Arial"/>
-          <w:color w:val="111111"/>
-        </w:rPr>
-        <w:t>- Contributed to improving frontend code quality through refactoring, code reviews, and the introduction of shared Angular components and utilities.</w:t>
-      </w:r>
-    </w:p>
-    <w:p>
-      <w:pPr>
-        <w:spacing w:after="40"/>
-        <w:ind w:left="240"/>
-        <w:jc w:val="both"/>
-      </w:pPr>
-      <w:r>
-        <w:rPr>
-          <w:rFonts w:ascii="Arial" w:eastAsia="Arial" w:hAnsi="Arial" w:cs="Arial"/>
-          <w:color w:val="111111"/>
-        </w:rPr>
-        <w:t>- Supported frontend testing efforts by writing unit tests for critical components, improving stability and reducing regressions during iterative development cycles.</w:t>
-      </w:r>
-    </w:p>
-    <w:p>
-      <w:pPr>
-        <w:spacing w:after="40"/>
-        <w:ind w:left="240"/>
-        <w:jc w:val="both"/>
-      </w:pPr>
-      <w:r>
-        <w:rPr>
-          <w:rFonts w:ascii="Arial" w:eastAsia="Arial" w:hAnsi="Arial" w:cs="Arial"/>
-          <w:color w:val="111111"/>
-        </w:rPr>
-        <w:t>- Worked within cross-functional teams to deliver Angular features on schedule, balancing rapid delivery with maintainable frontend architecture.</w:t>
-      </w:r>
-    </w:p>
-    <w:p>
-      <w:pPr>
-        <w:spacing w:after="40"/>
-        <w:ind w:left="240"/>
-        <w:jc w:val="both"/>
-      </w:pPr>
-      <w:r>
-        <w:rPr>
-          <w:rFonts w:ascii="Arial" w:eastAsia="Arial" w:hAnsi="Arial" w:cs="Arial"/>
-          <w:color w:val="111111"/>
-        </w:rPr>
-        <w:t>- Assisted in debugging and performance tuning of Angular applications, resolving UI bugs and improving runtime behavior in production environments.</w:t>
-      </w:r>
-    </w:p>
-    <w:p>
-      <w:pPr>
-        <w:spacing w:after="40"/>
-        <w:ind w:left="240"/>
-        <w:jc w:val="both"/>
-      </w:pPr>
-      <w:r>
-        <w:rPr>
-          <w:rFonts w:ascii="Arial" w:eastAsia="Arial" w:hAnsi="Arial" w:cs="Arial"/>
-          <w:color w:val="111111"/>
-        </w:rPr>
-        <w:t>- Participated in deployment and release processes, ensuring frontend builds were reliable and aligned with backend API changes.</w:t>
-      </w:r>
-    </w:p>
-    <w:p>
-      <w:pPr>
-        <w:spacing w:after="40"/>
-        <w:ind w:left="240"/>
-        <w:jc w:val="both"/>
-      </w:pPr>
-      <w:r>
-        <w:rPr>
-          <w:rFonts w:ascii="Arial" w:eastAsia="Arial" w:hAnsi="Arial" w:cs="Arial"/>
-          <w:color w:val="111111"/>
-        </w:rPr>
-        <w:t>- Helped evolve frontend development practices by adopting newer Angular patterns and improving documentation for shared UI components.</w:t>
-      </w:r>
-    </w:p>
-    <w:p>
-      <w:pPr>
-        <w:spacing w:after="40"/>
-        <w:ind w:left="240"/>
-        <w:jc w:val="both"/>
-      </w:pPr>
-      <w:r>
-        <w:rPr>
-          <w:rFonts w:ascii="Arial" w:eastAsia="Arial" w:hAnsi="Arial" w:cs="Arial"/>
-          <w:color w:val="111111"/>
-        </w:rPr>
-        <w:t>- Maintained clear communication with stakeholders to clarify requirements, provide technical feedback, and ensure frontend solutions met business expectations.</w:t>
-      </w:r>
-    </w:p>
-    <w:p>
-      <w:pPr>
-        <w:pBdr>
-          <w:bottom w:val="dashed" w:sz="4" w:space="0" w:color="CFD2CD"/>
-        </w:pBdr>
-        <w:spacing w:after="120"/>
-      </w:pPr>
-      <w:r>
-        <w:t xml:space="preserve"> </w:t>
-      </w:r>
-    </w:p>
-    <w:p>
-      <w:r>
-        <w:rPr>
-          <w:rFonts w:ascii="Arial" w:eastAsia="Arial" w:hAnsi="Arial" w:cs="Arial"/>
-          <w:b/>
-          <w:bCs/>
-          <w:color w:val="111111"/>
-          <w:sz w:val="23"/>
-          <w:szCs w:val="23"/>
-        </w:rPr>
-        <w:t>Software Developer</w:t>
-      </w:r>
-      <w:bookmarkStart w:id="0" w:name="_GoBack"/>
-      <w:bookmarkEnd w:id="0"/>
-    </w:p>
-    <w:p>
-      <w:proofErr w:type="gramStart"/>
-      <w:r>
-        <w:rPr>
-          <w:rFonts w:ascii="Arial" w:eastAsia="Arial" w:hAnsi="Arial" w:cs="Arial"/>
-          <w:b/>
-          <w:bCs/>
-          <w:color w:val="6F8F6B"/>
-          <w:sz w:val="21"/>
-          <w:szCs w:val="21"/>
-        </w:rPr>
         <w:t>Centric Tech Inc.</w:t>
       </w:r>
-      <w:proofErr w:type="gramEnd"/>
     </w:p>
     <w:p>
       <w:r>

--- a/Tyler/Angular/Tyler_Roberts.docx
+++ b/Tyler/Angular/Tyler_Roberts.docx
@@ -44,7 +44,7 @@
           <w:sz w:val="19"/>
           <w:szCs w:val="19"/>
         </w:rPr>
-        <w:t>tylerroberts.dev@oudook.com | linkedin.com/in/tyler-roberts-3b839b3a9/ | Florida, United States | +1 (321) 376-7095</w:t>
+        <w:t>tylerrdev@outlook.com | linkedin.com/in/tyler-roberts-76a8193b2/ | Florida, United States | +1 (321) 376-7095</w:t>
       </w:r>
     </w:p>
     <w:p>
